--- a/services/NFS-Samba.docx
+++ b/services/NFS-Samba.docx
@@ -2,12 +2,1556 @@
 <file path=word/document2.xml><?xml version="1.0" encoding="utf-8"?>
 <w:document xmlns:wpc="http://schemas.microsoft.com/office/word/2010/wordprocessingCanvas" xmlns:mc="http://schemas.openxmlformats.org/markup-compatibility/2006" xmlns:o="urn:schemas-microsoft-com:office:office" xmlns:r="http://schemas.openxmlformats.org/officeDocument/2006/relationships" xmlns:m="http://schemas.openxmlformats.org/officeDocument/2006/math" xmlns:v="urn:schemas-microsoft-com:vml" xmlns:wp14="http://schemas.microsoft.com/office/word/2010/wordprocessingDrawing" xmlns:wp="http://schemas.openxmlformats.org/drawingml/2006/wordprocessingDrawing" xmlns:w10="urn:schemas-microsoft-com:office:word" xmlns:w="http://schemas.openxmlformats.org/wordprocessingml/2006/main" xmlns:w14="http://schemas.microsoft.com/office/word/2010/wordml" xmlns:w15="http://schemas.microsoft.com/office/word/2012/wordml" xmlns:wpg="http://schemas.microsoft.com/office/word/2010/wordprocessingGroup" xmlns:wpi="http://schemas.microsoft.com/office/word/2010/wordprocessingInk" xmlns:wne="http://schemas.microsoft.com/office/word/2006/wordml" xmlns:wps="http://schemas.microsoft.com/office/word/2010/wordprocessingShape" mc:Ignorable="w14 w15 wp14">
   <w:body>
-    <w:p xmlns:wp14="http://schemas.microsoft.com/office/word/2010/wordml" wp14:textId="77777777">
-      <w:bookmarkStart w:id="0" w:name="_GoBack"/>
-      <w:bookmarkEnd w:id="0"/>
+    <w:p>
+      <w:pPr>
+        <w:rPr>
+          <w:rFonts w:ascii="Calibri" w:hAnsi="Calibri" w:eastAsia="Calibri" w:cs="Calibri"/>
+          <w:noProof w:val="0"/>
+          <w:sz w:val="22"/>
+          <w:szCs w:val="22"/>
+          <w:lang w:val="en-US"/>
+        </w:rPr>
+      </w:pPr>
+      <w:r>
+        <w:rPr>
+          <w:rFonts w:ascii="Calibri" w:hAnsi="Calibri" w:eastAsia="Calibri" w:cs="Calibri"/>
+          <w:noProof w:val="0"/>
+          <w:sz w:val="22"/>
+          <w:szCs w:val="22"/>
+          <w:lang w:val="en-US"/>
+        </w:rPr>
+        <w:t># Install samba</w:t>
+      </w:r>
+    </w:p>
+    <w:p>
+      <w:pPr>
+        <w:rPr>
+          <w:rFonts w:ascii="Calibri" w:hAnsi="Calibri" w:eastAsia="Calibri" w:cs="Calibri"/>
+          <w:noProof w:val="0"/>
+          <w:sz w:val="22"/>
+          <w:szCs w:val="22"/>
+          <w:lang w:val="en-US"/>
+        </w:rPr>
+      </w:pPr>
+      <w:r>
+        <w:rPr>
+          <w:rFonts w:ascii="Calibri" w:hAnsi="Calibri" w:eastAsia="Calibri" w:cs="Calibri"/>
+          <w:noProof w:val="0"/>
+          <w:sz w:val="22"/>
+          <w:szCs w:val="22"/>
+          <w:lang w:val="en-US"/>
+        </w:rPr>
+        <w:t xml:space="preserve">yum install -y samba samba-client </w:t>
+      </w:r>
+      <w:proofErr w:type="spellStart"/>
+      <w:r>
+        <w:rPr>
+          <w:rFonts w:ascii="Calibri" w:hAnsi="Calibri" w:eastAsia="Calibri" w:cs="Calibri"/>
+          <w:noProof w:val="0"/>
+          <w:sz w:val="22"/>
+          <w:szCs w:val="22"/>
+          <w:lang w:val="en-US"/>
+        </w:rPr>
+        <w:t>cifs-utils</w:t>
+      </w:r>
+      <w:proofErr w:type="spellEnd"/>
+    </w:p>
+    <w:p>
+      <w:pPr>
+        <w:rPr>
+          <w:rFonts w:ascii="Calibri" w:hAnsi="Calibri" w:eastAsia="Calibri" w:cs="Calibri"/>
+          <w:noProof w:val="0"/>
+          <w:sz w:val="22"/>
+          <w:szCs w:val="22"/>
+          <w:lang w:val="en-US"/>
+        </w:rPr>
+      </w:pPr>
+      <w:r>
+        <w:rPr>
+          <w:rFonts w:ascii="Calibri" w:hAnsi="Calibri" w:eastAsia="Calibri" w:cs="Calibri"/>
+          <w:noProof w:val="0"/>
+          <w:sz w:val="22"/>
+          <w:szCs w:val="22"/>
+          <w:lang w:val="en-US"/>
+        </w:rPr>
+        <w:t># Add user to</w:t>
+      </w:r>
+    </w:p>
+    <w:p>
+      <w:pPr>
+        <w:rPr>
+          <w:rFonts w:ascii="Calibri" w:hAnsi="Calibri" w:eastAsia="Calibri" w:cs="Calibri"/>
+          <w:noProof w:val="0"/>
+          <w:sz w:val="22"/>
+          <w:szCs w:val="22"/>
+          <w:lang w:val="en-US"/>
+        </w:rPr>
+      </w:pPr>
+      <w:r>
+        <w:rPr>
+          <w:rFonts w:ascii="Calibri" w:hAnsi="Calibri" w:eastAsia="Calibri" w:cs="Calibri"/>
+          <w:noProof w:val="0"/>
+          <w:sz w:val="22"/>
+          <w:szCs w:val="22"/>
+          <w:lang w:val="en-US"/>
+        </w:rPr>
+        <w:t xml:space="preserve">for </w:t>
+      </w:r>
+      <w:proofErr w:type="spellStart"/>
+      <w:r>
+        <w:rPr>
+          <w:rFonts w:ascii="Calibri" w:hAnsi="Calibri" w:eastAsia="Calibri" w:cs="Calibri"/>
+          <w:noProof w:val="0"/>
+          <w:sz w:val="22"/>
+          <w:szCs w:val="22"/>
+          <w:lang w:val="en-US"/>
+        </w:rPr>
+        <w:t>i</w:t>
+      </w:r>
+      <w:proofErr w:type="spellEnd"/>
+      <w:r>
+        <w:rPr>
+          <w:rFonts w:ascii="Calibri" w:hAnsi="Calibri" w:eastAsia="Calibri" w:cs="Calibri"/>
+          <w:noProof w:val="0"/>
+          <w:sz w:val="22"/>
+          <w:szCs w:val="22"/>
+          <w:lang w:val="en-US"/>
+        </w:rPr>
+        <w:t xml:space="preserve"> in </w:t>
+      </w:r>
+      <w:proofErr w:type="gramStart"/>
+      <w:r>
+        <w:rPr>
+          <w:rFonts w:ascii="Calibri" w:hAnsi="Calibri" w:eastAsia="Calibri" w:cs="Calibri"/>
+          <w:noProof w:val="0"/>
+          <w:sz w:val="22"/>
+          <w:szCs w:val="22"/>
+          <w:lang w:val="en-US"/>
+        </w:rPr>
+        <w:t>bill</w:t>
+      </w:r>
+      <w:proofErr w:type="gramEnd"/>
+      <w:r>
+        <w:rPr>
+          <w:rFonts w:ascii="Calibri" w:hAnsi="Calibri" w:eastAsia="Calibri" w:cs="Calibri"/>
+          <w:noProof w:val="0"/>
+          <w:sz w:val="22"/>
+          <w:szCs w:val="22"/>
+          <w:lang w:val="en-US"/>
+        </w:rPr>
+        <w:t xml:space="preserve"> </w:t>
+      </w:r>
+      <w:proofErr w:type="spellStart"/>
+      <w:r>
+        <w:rPr>
+          <w:rFonts w:ascii="Calibri" w:hAnsi="Calibri" w:eastAsia="Calibri" w:cs="Calibri"/>
+          <w:noProof w:val="0"/>
+          <w:sz w:val="22"/>
+          <w:szCs w:val="22"/>
+          <w:lang w:val="en-US"/>
+        </w:rPr>
+        <w:t>melissa</w:t>
+      </w:r>
+      <w:proofErr w:type="spellEnd"/>
+      <w:r>
+        <w:rPr>
+          <w:rFonts w:ascii="Calibri" w:hAnsi="Calibri" w:eastAsia="Calibri" w:cs="Calibri"/>
+          <w:noProof w:val="0"/>
+          <w:sz w:val="22"/>
+          <w:szCs w:val="22"/>
+          <w:lang w:val="en-US"/>
+        </w:rPr>
+        <w:t xml:space="preserve"> </w:t>
+      </w:r>
+      <w:proofErr w:type="spellStart"/>
+      <w:r>
+        <w:rPr>
+          <w:rFonts w:ascii="Calibri" w:hAnsi="Calibri" w:eastAsia="Calibri" w:cs="Calibri"/>
+          <w:noProof w:val="0"/>
+          <w:sz w:val="22"/>
+          <w:szCs w:val="22"/>
+          <w:lang w:val="en-US"/>
+        </w:rPr>
+        <w:t>lara</w:t>
+      </w:r>
+      <w:proofErr w:type="spellEnd"/>
+      <w:r>
+        <w:rPr>
+          <w:rFonts w:ascii="Calibri" w:hAnsi="Calibri" w:eastAsia="Calibri" w:cs="Calibri"/>
+          <w:noProof w:val="0"/>
+          <w:sz w:val="22"/>
+          <w:szCs w:val="22"/>
+          <w:lang w:val="en-US"/>
+        </w:rPr>
+        <w:t xml:space="preserve"> </w:t>
+      </w:r>
+      <w:proofErr w:type="spellStart"/>
+      <w:r>
+        <w:rPr>
+          <w:rFonts w:ascii="Calibri" w:hAnsi="Calibri" w:eastAsia="Calibri" w:cs="Calibri"/>
+          <w:noProof w:val="0"/>
+          <w:sz w:val="22"/>
+          <w:szCs w:val="22"/>
+          <w:lang w:val="en-US"/>
+        </w:rPr>
+        <w:t>lisa</w:t>
+      </w:r>
+      <w:proofErr w:type="spellEnd"/>
+      <w:r>
+        <w:rPr>
+          <w:rFonts w:ascii="Calibri" w:hAnsi="Calibri" w:eastAsia="Calibri" w:cs="Calibri"/>
+          <w:noProof w:val="0"/>
+          <w:sz w:val="22"/>
+          <w:szCs w:val="22"/>
+          <w:lang w:val="en-US"/>
+        </w:rPr>
+        <w:t xml:space="preserve">; do </w:t>
+      </w:r>
+      <w:proofErr w:type="spellStart"/>
+      <w:r>
+        <w:rPr>
+          <w:rFonts w:ascii="Calibri" w:hAnsi="Calibri" w:eastAsia="Calibri" w:cs="Calibri"/>
+          <w:noProof w:val="0"/>
+          <w:sz w:val="22"/>
+          <w:szCs w:val="22"/>
+          <w:lang w:val="en-US"/>
+        </w:rPr>
+        <w:t>useradd</w:t>
+      </w:r>
+      <w:proofErr w:type="spellEnd"/>
+      <w:r>
+        <w:rPr>
+          <w:rFonts w:ascii="Calibri" w:hAnsi="Calibri" w:eastAsia="Calibri" w:cs="Calibri"/>
+          <w:noProof w:val="0"/>
+          <w:sz w:val="22"/>
+          <w:szCs w:val="22"/>
+          <w:lang w:val="en-US"/>
+        </w:rPr>
+        <w:t xml:space="preserve"> -s /</w:t>
+      </w:r>
+      <w:proofErr w:type="spellStart"/>
+      <w:r>
+        <w:rPr>
+          <w:rFonts w:ascii="Calibri" w:hAnsi="Calibri" w:eastAsia="Calibri" w:cs="Calibri"/>
+          <w:noProof w:val="0"/>
+          <w:sz w:val="22"/>
+          <w:szCs w:val="22"/>
+          <w:lang w:val="en-US"/>
+        </w:rPr>
+        <w:t>sbin</w:t>
+      </w:r>
+      <w:proofErr w:type="spellEnd"/>
+      <w:r>
+        <w:rPr>
+          <w:rFonts w:ascii="Calibri" w:hAnsi="Calibri" w:eastAsia="Calibri" w:cs="Calibri"/>
+          <w:noProof w:val="0"/>
+          <w:sz w:val="22"/>
+          <w:szCs w:val="22"/>
+          <w:lang w:val="en-US"/>
+        </w:rPr>
+        <w:t>/</w:t>
+      </w:r>
+      <w:proofErr w:type="spellStart"/>
+      <w:r>
+        <w:rPr>
+          <w:rFonts w:ascii="Calibri" w:hAnsi="Calibri" w:eastAsia="Calibri" w:cs="Calibri"/>
+          <w:noProof w:val="0"/>
+          <w:sz w:val="22"/>
+          <w:szCs w:val="22"/>
+          <w:lang w:val="en-US"/>
+        </w:rPr>
+        <w:t>nologin</w:t>
+      </w:r>
+      <w:proofErr w:type="spellEnd"/>
+      <w:r>
+        <w:rPr>
+          <w:rFonts w:ascii="Calibri" w:hAnsi="Calibri" w:eastAsia="Calibri" w:cs="Calibri"/>
+          <w:noProof w:val="0"/>
+          <w:sz w:val="22"/>
+          <w:szCs w:val="22"/>
+          <w:lang w:val="en-US"/>
+        </w:rPr>
+        <w:t xml:space="preserve"> $</w:t>
+      </w:r>
+      <w:proofErr w:type="spellStart"/>
+      <w:r>
+        <w:rPr>
+          <w:rFonts w:ascii="Calibri" w:hAnsi="Calibri" w:eastAsia="Calibri" w:cs="Calibri"/>
+          <w:noProof w:val="0"/>
+          <w:sz w:val="22"/>
+          <w:szCs w:val="22"/>
+          <w:lang w:val="en-US"/>
+        </w:rPr>
+        <w:t>i</w:t>
+      </w:r>
+      <w:proofErr w:type="spellEnd"/>
+      <w:r>
+        <w:rPr>
+          <w:rFonts w:ascii="Calibri" w:hAnsi="Calibri" w:eastAsia="Calibri" w:cs="Calibri"/>
+          <w:noProof w:val="0"/>
+          <w:sz w:val="22"/>
+          <w:szCs w:val="22"/>
+          <w:lang w:val="en-US"/>
+        </w:rPr>
+        <w:t>; done</w:t>
+      </w:r>
+    </w:p>
+    <w:p>
+      <w:pPr>
+        <w:rPr>
+          <w:rFonts w:ascii="Calibri" w:hAnsi="Calibri" w:eastAsia="Calibri" w:cs="Calibri"/>
+          <w:noProof w:val="0"/>
+          <w:sz w:val="22"/>
+          <w:szCs w:val="22"/>
+          <w:lang w:val="en-US"/>
+        </w:rPr>
+      </w:pPr>
+      <w:proofErr w:type="spellStart"/>
+      <w:r>
+        <w:rPr>
+          <w:rFonts w:ascii="Calibri" w:hAnsi="Calibri" w:eastAsia="Calibri" w:cs="Calibri"/>
+          <w:noProof w:val="0"/>
+          <w:sz w:val="22"/>
+          <w:szCs w:val="22"/>
+          <w:lang w:val="en-US"/>
+        </w:rPr>
+        <w:t>groupadd</w:t>
+      </w:r>
+      <w:proofErr w:type="spellEnd"/>
+      <w:r>
+        <w:rPr>
+          <w:rFonts w:ascii="Calibri" w:hAnsi="Calibri" w:eastAsia="Calibri" w:cs="Calibri"/>
+          <w:noProof w:val="0"/>
+          <w:sz w:val="22"/>
+          <w:szCs w:val="22"/>
+          <w:lang w:val="en-US"/>
+        </w:rPr>
+        <w:t xml:space="preserve"> </w:t>
+      </w:r>
+      <w:proofErr w:type="spellStart"/>
+      <w:r>
+        <w:rPr>
+          <w:rFonts w:ascii="Calibri" w:hAnsi="Calibri" w:eastAsia="Calibri" w:cs="Calibri"/>
+          <w:noProof w:val="0"/>
+          <w:sz w:val="22"/>
+          <w:szCs w:val="22"/>
+          <w:lang w:val="en-US"/>
+        </w:rPr>
+        <w:t>sambagroup</w:t>
+      </w:r>
+      <w:proofErr w:type="spellEnd"/>
+    </w:p>
+    <w:p>
+      <w:pPr>
+        <w:rPr>
+          <w:rFonts w:ascii="Calibri" w:hAnsi="Calibri" w:eastAsia="Calibri" w:cs="Calibri"/>
+          <w:noProof w:val="0"/>
+          <w:sz w:val="22"/>
+          <w:szCs w:val="22"/>
+          <w:lang w:val="en-US"/>
+        </w:rPr>
+      </w:pPr>
+      <w:r>
+        <w:rPr>
+          <w:rFonts w:ascii="Calibri" w:hAnsi="Calibri" w:eastAsia="Calibri" w:cs="Calibri"/>
+          <w:noProof w:val="0"/>
+          <w:sz w:val="22"/>
+          <w:szCs w:val="22"/>
+          <w:lang w:val="en-US"/>
+        </w:rPr>
+        <w:t xml:space="preserve">for </w:t>
+      </w:r>
+      <w:proofErr w:type="spellStart"/>
+      <w:r>
+        <w:rPr>
+          <w:rFonts w:ascii="Calibri" w:hAnsi="Calibri" w:eastAsia="Calibri" w:cs="Calibri"/>
+          <w:noProof w:val="0"/>
+          <w:sz w:val="22"/>
+          <w:szCs w:val="22"/>
+          <w:lang w:val="en-US"/>
+        </w:rPr>
+        <w:t>i</w:t>
+      </w:r>
+      <w:proofErr w:type="spellEnd"/>
+      <w:r>
+        <w:rPr>
+          <w:rFonts w:ascii="Calibri" w:hAnsi="Calibri" w:eastAsia="Calibri" w:cs="Calibri"/>
+          <w:noProof w:val="0"/>
+          <w:sz w:val="22"/>
+          <w:szCs w:val="22"/>
+          <w:lang w:val="en-US"/>
+        </w:rPr>
+        <w:t xml:space="preserve"> in </w:t>
+      </w:r>
+      <w:proofErr w:type="gramStart"/>
+      <w:r>
+        <w:rPr>
+          <w:rFonts w:ascii="Calibri" w:hAnsi="Calibri" w:eastAsia="Calibri" w:cs="Calibri"/>
+          <w:noProof w:val="0"/>
+          <w:sz w:val="22"/>
+          <w:szCs w:val="22"/>
+          <w:lang w:val="en-US"/>
+        </w:rPr>
+        <w:t>bill</w:t>
+      </w:r>
+      <w:proofErr w:type="gramEnd"/>
+      <w:r>
+        <w:rPr>
+          <w:rFonts w:ascii="Calibri" w:hAnsi="Calibri" w:eastAsia="Calibri" w:cs="Calibri"/>
+          <w:noProof w:val="0"/>
+          <w:sz w:val="22"/>
+          <w:szCs w:val="22"/>
+          <w:lang w:val="en-US"/>
+        </w:rPr>
+        <w:t xml:space="preserve"> </w:t>
+      </w:r>
+      <w:proofErr w:type="spellStart"/>
+      <w:r>
+        <w:rPr>
+          <w:rFonts w:ascii="Calibri" w:hAnsi="Calibri" w:eastAsia="Calibri" w:cs="Calibri"/>
+          <w:noProof w:val="0"/>
+          <w:sz w:val="22"/>
+          <w:szCs w:val="22"/>
+          <w:lang w:val="en-US"/>
+        </w:rPr>
+        <w:t>melissa</w:t>
+      </w:r>
+      <w:proofErr w:type="spellEnd"/>
+      <w:r>
+        <w:rPr>
+          <w:rFonts w:ascii="Calibri" w:hAnsi="Calibri" w:eastAsia="Calibri" w:cs="Calibri"/>
+          <w:noProof w:val="0"/>
+          <w:sz w:val="22"/>
+          <w:szCs w:val="22"/>
+          <w:lang w:val="en-US"/>
+        </w:rPr>
+        <w:t xml:space="preserve"> </w:t>
+      </w:r>
+      <w:proofErr w:type="spellStart"/>
+      <w:r>
+        <w:rPr>
+          <w:rFonts w:ascii="Calibri" w:hAnsi="Calibri" w:eastAsia="Calibri" w:cs="Calibri"/>
+          <w:noProof w:val="0"/>
+          <w:sz w:val="22"/>
+          <w:szCs w:val="22"/>
+          <w:lang w:val="en-US"/>
+        </w:rPr>
+        <w:t>lara</w:t>
+      </w:r>
+      <w:proofErr w:type="spellEnd"/>
+      <w:r>
+        <w:rPr>
+          <w:rFonts w:ascii="Calibri" w:hAnsi="Calibri" w:eastAsia="Calibri" w:cs="Calibri"/>
+          <w:noProof w:val="0"/>
+          <w:sz w:val="22"/>
+          <w:szCs w:val="22"/>
+          <w:lang w:val="en-US"/>
+        </w:rPr>
+        <w:t xml:space="preserve">; do </w:t>
+      </w:r>
+      <w:proofErr w:type="spellStart"/>
+      <w:r>
+        <w:rPr>
+          <w:rFonts w:ascii="Calibri" w:hAnsi="Calibri" w:eastAsia="Calibri" w:cs="Calibri"/>
+          <w:noProof w:val="0"/>
+          <w:sz w:val="22"/>
+          <w:szCs w:val="22"/>
+          <w:lang w:val="en-US"/>
+        </w:rPr>
+        <w:t>usermod</w:t>
+      </w:r>
+      <w:proofErr w:type="spellEnd"/>
+      <w:r>
+        <w:rPr>
+          <w:rFonts w:ascii="Calibri" w:hAnsi="Calibri" w:eastAsia="Calibri" w:cs="Calibri"/>
+          <w:noProof w:val="0"/>
+          <w:sz w:val="22"/>
+          <w:szCs w:val="22"/>
+          <w:lang w:val="en-US"/>
+        </w:rPr>
+        <w:t xml:space="preserve"> -</w:t>
+      </w:r>
+      <w:proofErr w:type="spellStart"/>
+      <w:r>
+        <w:rPr>
+          <w:rFonts w:ascii="Calibri" w:hAnsi="Calibri" w:eastAsia="Calibri" w:cs="Calibri"/>
+          <w:noProof w:val="0"/>
+          <w:sz w:val="22"/>
+          <w:szCs w:val="22"/>
+          <w:lang w:val="en-US"/>
+        </w:rPr>
+        <w:t>aG</w:t>
+      </w:r>
+      <w:proofErr w:type="spellEnd"/>
+      <w:r>
+        <w:rPr>
+          <w:rFonts w:ascii="Calibri" w:hAnsi="Calibri" w:eastAsia="Calibri" w:cs="Calibri"/>
+          <w:noProof w:val="0"/>
+          <w:sz w:val="22"/>
+          <w:szCs w:val="22"/>
+          <w:lang w:val="en-US"/>
+        </w:rPr>
+        <w:t xml:space="preserve"> </w:t>
+      </w:r>
+      <w:proofErr w:type="spellStart"/>
+      <w:r>
+        <w:rPr>
+          <w:rFonts w:ascii="Calibri" w:hAnsi="Calibri" w:eastAsia="Calibri" w:cs="Calibri"/>
+          <w:noProof w:val="0"/>
+          <w:sz w:val="22"/>
+          <w:szCs w:val="22"/>
+          <w:lang w:val="en-US"/>
+        </w:rPr>
+        <w:t>sambagroup</w:t>
+      </w:r>
+      <w:proofErr w:type="spellEnd"/>
+      <w:r>
+        <w:rPr>
+          <w:rFonts w:ascii="Calibri" w:hAnsi="Calibri" w:eastAsia="Calibri" w:cs="Calibri"/>
+          <w:noProof w:val="0"/>
+          <w:sz w:val="22"/>
+          <w:szCs w:val="22"/>
+          <w:lang w:val="en-US"/>
+        </w:rPr>
+        <w:t xml:space="preserve"> $</w:t>
+      </w:r>
+      <w:proofErr w:type="spellStart"/>
+      <w:r>
+        <w:rPr>
+          <w:rFonts w:ascii="Calibri" w:hAnsi="Calibri" w:eastAsia="Calibri" w:cs="Calibri"/>
+          <w:noProof w:val="0"/>
+          <w:sz w:val="22"/>
+          <w:szCs w:val="22"/>
+          <w:lang w:val="en-US"/>
+        </w:rPr>
+        <w:t>i</w:t>
+      </w:r>
+      <w:proofErr w:type="spellEnd"/>
+      <w:r>
+        <w:rPr>
+          <w:rFonts w:ascii="Calibri" w:hAnsi="Calibri" w:eastAsia="Calibri" w:cs="Calibri"/>
+          <w:noProof w:val="0"/>
+          <w:sz w:val="22"/>
+          <w:szCs w:val="22"/>
+          <w:lang w:val="en-US"/>
+        </w:rPr>
+        <w:t>; done</w:t>
+      </w:r>
+    </w:p>
+    <w:p>
+      <w:pPr>
+        <w:rPr>
+          <w:rFonts w:ascii="Calibri" w:hAnsi="Calibri" w:eastAsia="Calibri" w:cs="Calibri"/>
+          <w:noProof w:val="0"/>
+          <w:sz w:val="22"/>
+          <w:szCs w:val="22"/>
+          <w:lang w:val="en-US"/>
+        </w:rPr>
+      </w:pPr>
+      <w:r>
+        <w:rPr>
+          <w:rFonts w:ascii="Calibri" w:hAnsi="Calibri" w:eastAsia="Calibri" w:cs="Calibri"/>
+          <w:noProof w:val="0"/>
+          <w:sz w:val="22"/>
+          <w:szCs w:val="22"/>
+          <w:lang w:val="en-US"/>
+        </w:rPr>
+        <w:t xml:space="preserve">for </w:t>
+      </w:r>
+      <w:proofErr w:type="spellStart"/>
+      <w:r>
+        <w:rPr>
+          <w:rFonts w:ascii="Calibri" w:hAnsi="Calibri" w:eastAsia="Calibri" w:cs="Calibri"/>
+          <w:noProof w:val="0"/>
+          <w:sz w:val="22"/>
+          <w:szCs w:val="22"/>
+          <w:lang w:val="en-US"/>
+        </w:rPr>
+        <w:t>i</w:t>
+      </w:r>
+      <w:proofErr w:type="spellEnd"/>
+      <w:r>
+        <w:rPr>
+          <w:rFonts w:ascii="Calibri" w:hAnsi="Calibri" w:eastAsia="Calibri" w:cs="Calibri"/>
+          <w:noProof w:val="0"/>
+          <w:sz w:val="22"/>
+          <w:szCs w:val="22"/>
+          <w:lang w:val="en-US"/>
+        </w:rPr>
+        <w:t xml:space="preserve"> in </w:t>
+      </w:r>
+      <w:proofErr w:type="gramStart"/>
+      <w:r>
+        <w:rPr>
+          <w:rFonts w:ascii="Calibri" w:hAnsi="Calibri" w:eastAsia="Calibri" w:cs="Calibri"/>
+          <w:noProof w:val="0"/>
+          <w:sz w:val="22"/>
+          <w:szCs w:val="22"/>
+          <w:lang w:val="en-US"/>
+        </w:rPr>
+        <w:t>bill</w:t>
+      </w:r>
+      <w:proofErr w:type="gramEnd"/>
+      <w:r>
+        <w:rPr>
+          <w:rFonts w:ascii="Calibri" w:hAnsi="Calibri" w:eastAsia="Calibri" w:cs="Calibri"/>
+          <w:noProof w:val="0"/>
+          <w:sz w:val="22"/>
+          <w:szCs w:val="22"/>
+          <w:lang w:val="en-US"/>
+        </w:rPr>
+        <w:t xml:space="preserve"> </w:t>
+      </w:r>
+      <w:proofErr w:type="spellStart"/>
+      <w:r>
+        <w:rPr>
+          <w:rFonts w:ascii="Calibri" w:hAnsi="Calibri" w:eastAsia="Calibri" w:cs="Calibri"/>
+          <w:noProof w:val="0"/>
+          <w:sz w:val="22"/>
+          <w:szCs w:val="22"/>
+          <w:lang w:val="en-US"/>
+        </w:rPr>
+        <w:t>melissa</w:t>
+      </w:r>
+      <w:proofErr w:type="spellEnd"/>
+      <w:r>
+        <w:rPr>
+          <w:rFonts w:ascii="Calibri" w:hAnsi="Calibri" w:eastAsia="Calibri" w:cs="Calibri"/>
+          <w:noProof w:val="0"/>
+          <w:sz w:val="22"/>
+          <w:szCs w:val="22"/>
+          <w:lang w:val="en-US"/>
+        </w:rPr>
+        <w:t xml:space="preserve"> </w:t>
+      </w:r>
+      <w:proofErr w:type="spellStart"/>
+      <w:r>
+        <w:rPr>
+          <w:rFonts w:ascii="Calibri" w:hAnsi="Calibri" w:eastAsia="Calibri" w:cs="Calibri"/>
+          <w:noProof w:val="0"/>
+          <w:sz w:val="22"/>
+          <w:szCs w:val="22"/>
+          <w:lang w:val="en-US"/>
+        </w:rPr>
+        <w:t>lara</w:t>
+      </w:r>
+      <w:proofErr w:type="spellEnd"/>
+      <w:r>
+        <w:rPr>
+          <w:rFonts w:ascii="Calibri" w:hAnsi="Calibri" w:eastAsia="Calibri" w:cs="Calibri"/>
+          <w:noProof w:val="0"/>
+          <w:sz w:val="22"/>
+          <w:szCs w:val="22"/>
+          <w:lang w:val="en-US"/>
+        </w:rPr>
+        <w:t xml:space="preserve"> </w:t>
+      </w:r>
+      <w:proofErr w:type="spellStart"/>
+      <w:r>
+        <w:rPr>
+          <w:rFonts w:ascii="Calibri" w:hAnsi="Calibri" w:eastAsia="Calibri" w:cs="Calibri"/>
+          <w:noProof w:val="0"/>
+          <w:sz w:val="22"/>
+          <w:szCs w:val="22"/>
+          <w:lang w:val="en-US"/>
+        </w:rPr>
+        <w:t>lisa</w:t>
+      </w:r>
+      <w:proofErr w:type="spellEnd"/>
+      <w:r>
+        <w:rPr>
+          <w:rFonts w:ascii="Calibri" w:hAnsi="Calibri" w:eastAsia="Calibri" w:cs="Calibri"/>
+          <w:noProof w:val="0"/>
+          <w:sz w:val="22"/>
+          <w:szCs w:val="22"/>
+          <w:lang w:val="en-US"/>
+        </w:rPr>
+        <w:t xml:space="preserve">; do </w:t>
+      </w:r>
+      <w:proofErr w:type="spellStart"/>
+      <w:r>
+        <w:rPr>
+          <w:rFonts w:ascii="Calibri" w:hAnsi="Calibri" w:eastAsia="Calibri" w:cs="Calibri"/>
+          <w:noProof w:val="0"/>
+          <w:sz w:val="22"/>
+          <w:szCs w:val="22"/>
+          <w:lang w:val="en-US"/>
+        </w:rPr>
+        <w:t>smbpasswd</w:t>
+      </w:r>
+      <w:proofErr w:type="spellEnd"/>
+      <w:r>
+        <w:rPr>
+          <w:rFonts w:ascii="Calibri" w:hAnsi="Calibri" w:eastAsia="Calibri" w:cs="Calibri"/>
+          <w:noProof w:val="0"/>
+          <w:sz w:val="22"/>
+          <w:szCs w:val="22"/>
+          <w:lang w:val="en-US"/>
+        </w:rPr>
+        <w:t xml:space="preserve"> -a $</w:t>
+      </w:r>
+      <w:proofErr w:type="spellStart"/>
+      <w:r>
+        <w:rPr>
+          <w:rFonts w:ascii="Calibri" w:hAnsi="Calibri" w:eastAsia="Calibri" w:cs="Calibri"/>
+          <w:noProof w:val="0"/>
+          <w:sz w:val="22"/>
+          <w:szCs w:val="22"/>
+          <w:lang w:val="en-US"/>
+        </w:rPr>
+        <w:t>i</w:t>
+      </w:r>
+      <w:proofErr w:type="spellEnd"/>
+      <w:r>
+        <w:rPr>
+          <w:rFonts w:ascii="Calibri" w:hAnsi="Calibri" w:eastAsia="Calibri" w:cs="Calibri"/>
+          <w:noProof w:val="0"/>
+          <w:sz w:val="22"/>
+          <w:szCs w:val="22"/>
+          <w:lang w:val="en-US"/>
+        </w:rPr>
+        <w:t>; done</w:t>
+      </w:r>
+    </w:p>
+    <w:p>
+      <w:pPr>
+        <w:rPr>
+          <w:rFonts w:ascii="Calibri" w:hAnsi="Calibri" w:eastAsia="Calibri" w:cs="Calibri"/>
+          <w:noProof w:val="0"/>
+          <w:sz w:val="22"/>
+          <w:szCs w:val="22"/>
+          <w:lang w:val="en-US"/>
+        </w:rPr>
+      </w:pPr>
+      <w:proofErr w:type="spellStart"/>
+      <w:r>
+        <w:rPr>
+          <w:rFonts w:ascii="Calibri" w:hAnsi="Calibri" w:eastAsia="Calibri" w:cs="Calibri"/>
+          <w:noProof w:val="0"/>
+          <w:sz w:val="22"/>
+          <w:szCs w:val="22"/>
+          <w:lang w:val="en-US"/>
+        </w:rPr>
+        <w:t>mkdir</w:t>
+      </w:r>
+      <w:proofErr w:type="spellEnd"/>
+      <w:r>
+        <w:rPr>
+          <w:rFonts w:ascii="Calibri" w:hAnsi="Calibri" w:eastAsia="Calibri" w:cs="Calibri"/>
+          <w:noProof w:val="0"/>
+          <w:sz w:val="22"/>
+          <w:szCs w:val="22"/>
+          <w:lang w:val="en-US"/>
+        </w:rPr>
+        <w:t xml:space="preserve"> -p /data/</w:t>
+      </w:r>
+      <w:proofErr w:type="spellStart"/>
+      <w:r>
+        <w:rPr>
+          <w:rFonts w:ascii="Calibri" w:hAnsi="Calibri" w:eastAsia="Calibri" w:cs="Calibri"/>
+          <w:noProof w:val="0"/>
+          <w:sz w:val="22"/>
+          <w:szCs w:val="22"/>
+          <w:lang w:val="en-US"/>
+        </w:rPr>
+        <w:t>sambashare</w:t>
+      </w:r>
+      <w:proofErr w:type="spellEnd"/>
+    </w:p>
+    <w:p>
+      <w:pPr>
+        <w:rPr>
+          <w:rFonts w:ascii="Calibri" w:hAnsi="Calibri" w:eastAsia="Calibri" w:cs="Calibri"/>
+          <w:noProof w:val="0"/>
+          <w:sz w:val="22"/>
+          <w:szCs w:val="22"/>
+          <w:lang w:val="en-US"/>
+        </w:rPr>
+      </w:pPr>
+      <w:proofErr w:type="spellStart"/>
+      <w:r>
+        <w:rPr>
+          <w:rFonts w:ascii="Calibri" w:hAnsi="Calibri" w:eastAsia="Calibri" w:cs="Calibri"/>
+          <w:noProof w:val="0"/>
+          <w:sz w:val="22"/>
+          <w:szCs w:val="22"/>
+          <w:lang w:val="en-US"/>
+        </w:rPr>
+        <w:t>chgrp</w:t>
+      </w:r>
+      <w:proofErr w:type="spellEnd"/>
+      <w:r>
+        <w:rPr>
+          <w:rFonts w:ascii="Calibri" w:hAnsi="Calibri" w:eastAsia="Calibri" w:cs="Calibri"/>
+          <w:noProof w:val="0"/>
+          <w:sz w:val="22"/>
+          <w:szCs w:val="22"/>
+          <w:lang w:val="en-US"/>
+        </w:rPr>
+        <w:t xml:space="preserve"> </w:t>
+      </w:r>
+      <w:proofErr w:type="spellStart"/>
+      <w:r>
+        <w:rPr>
+          <w:rFonts w:ascii="Calibri" w:hAnsi="Calibri" w:eastAsia="Calibri" w:cs="Calibri"/>
+          <w:noProof w:val="0"/>
+          <w:sz w:val="22"/>
+          <w:szCs w:val="22"/>
+          <w:lang w:val="en-US"/>
+        </w:rPr>
+        <w:t>sambagroup</w:t>
+      </w:r>
+      <w:proofErr w:type="spellEnd"/>
+      <w:r>
+        <w:rPr>
+          <w:rFonts w:ascii="Calibri" w:hAnsi="Calibri" w:eastAsia="Calibri" w:cs="Calibri"/>
+          <w:noProof w:val="0"/>
+          <w:sz w:val="22"/>
+          <w:szCs w:val="22"/>
+          <w:lang w:val="en-US"/>
+        </w:rPr>
+        <w:t xml:space="preserve"> /data/</w:t>
+      </w:r>
+      <w:proofErr w:type="spellStart"/>
+      <w:r>
+        <w:rPr>
+          <w:rFonts w:ascii="Calibri" w:hAnsi="Calibri" w:eastAsia="Calibri" w:cs="Calibri"/>
+          <w:noProof w:val="0"/>
+          <w:sz w:val="22"/>
+          <w:szCs w:val="22"/>
+          <w:lang w:val="en-US"/>
+        </w:rPr>
+        <w:t>sambashare</w:t>
+      </w:r>
+      <w:proofErr w:type="spellEnd"/>
+      <w:r>
+        <w:rPr>
+          <w:rFonts w:ascii="Calibri" w:hAnsi="Calibri" w:eastAsia="Calibri" w:cs="Calibri"/>
+          <w:noProof w:val="0"/>
+          <w:sz w:val="22"/>
+          <w:szCs w:val="22"/>
+          <w:lang w:val="en-US"/>
+        </w:rPr>
+        <w:t xml:space="preserve"> followed by </w:t>
+      </w:r>
+      <w:proofErr w:type="spellStart"/>
+      <w:r>
+        <w:rPr>
+          <w:rFonts w:ascii="Calibri" w:hAnsi="Calibri" w:eastAsia="Calibri" w:cs="Calibri"/>
+          <w:noProof w:val="0"/>
+          <w:sz w:val="22"/>
+          <w:szCs w:val="22"/>
+          <w:lang w:val="en-US"/>
+        </w:rPr>
+        <w:t>chmod</w:t>
+      </w:r>
+      <w:proofErr w:type="spellEnd"/>
+      <w:r>
+        <w:rPr>
+          <w:rFonts w:ascii="Calibri" w:hAnsi="Calibri" w:eastAsia="Calibri" w:cs="Calibri"/>
+          <w:noProof w:val="0"/>
+          <w:sz w:val="22"/>
+          <w:szCs w:val="22"/>
+          <w:lang w:val="en-US"/>
+        </w:rPr>
+        <w:t xml:space="preserve"> g=</w:t>
+      </w:r>
+      <w:proofErr w:type="spellStart"/>
+      <w:r>
+        <w:rPr>
+          <w:rFonts w:ascii="Calibri" w:hAnsi="Calibri" w:eastAsia="Calibri" w:cs="Calibri"/>
+          <w:noProof w:val="0"/>
+          <w:sz w:val="22"/>
+          <w:szCs w:val="22"/>
+          <w:lang w:val="en-US"/>
+        </w:rPr>
+        <w:t>rwx</w:t>
+      </w:r>
+      <w:proofErr w:type="spellEnd"/>
+      <w:r>
+        <w:rPr>
+          <w:rFonts w:ascii="Calibri" w:hAnsi="Calibri" w:eastAsia="Calibri" w:cs="Calibri"/>
+          <w:noProof w:val="0"/>
+          <w:sz w:val="22"/>
+          <w:szCs w:val="22"/>
+          <w:lang w:val="en-US"/>
+        </w:rPr>
+        <w:t xml:space="preserve"> /data/</w:t>
+      </w:r>
+      <w:proofErr w:type="spellStart"/>
+      <w:r>
+        <w:rPr>
+          <w:rFonts w:ascii="Calibri" w:hAnsi="Calibri" w:eastAsia="Calibri" w:cs="Calibri"/>
+          <w:noProof w:val="0"/>
+          <w:sz w:val="22"/>
+          <w:szCs w:val="22"/>
+          <w:lang w:val="en-US"/>
+        </w:rPr>
+        <w:t>sambashare</w:t>
+      </w:r>
+      <w:proofErr w:type="spellEnd"/>
+    </w:p>
+    <w:p>
+      <w:pPr>
+        <w:rPr>
+          <w:rFonts w:ascii="Calibri" w:hAnsi="Calibri" w:eastAsia="Calibri" w:cs="Calibri"/>
+          <w:noProof w:val="0"/>
+          <w:sz w:val="22"/>
+          <w:szCs w:val="22"/>
+          <w:lang w:val="en-US"/>
+        </w:rPr>
+      </w:pPr>
+      <w:proofErr w:type="spellStart"/>
+      <w:r>
+        <w:rPr>
+          <w:rFonts w:ascii="Calibri" w:hAnsi="Calibri" w:eastAsia="Calibri" w:cs="Calibri"/>
+          <w:noProof w:val="0"/>
+          <w:sz w:val="22"/>
+          <w:szCs w:val="22"/>
+          <w:lang w:val="en-US"/>
+        </w:rPr>
+        <w:t>chgrp</w:t>
+      </w:r>
+      <w:proofErr w:type="spellEnd"/>
+      <w:r>
+        <w:rPr>
+          <w:rFonts w:ascii="Calibri" w:hAnsi="Calibri" w:eastAsia="Calibri" w:cs="Calibri"/>
+          <w:noProof w:val="0"/>
+          <w:sz w:val="22"/>
+          <w:szCs w:val="22"/>
+          <w:lang w:val="en-US"/>
+        </w:rPr>
+        <w:t xml:space="preserve"> </w:t>
+      </w:r>
+      <w:proofErr w:type="spellStart"/>
+      <w:r>
+        <w:rPr>
+          <w:rFonts w:ascii="Calibri" w:hAnsi="Calibri" w:eastAsia="Calibri" w:cs="Calibri"/>
+          <w:noProof w:val="0"/>
+          <w:sz w:val="22"/>
+          <w:szCs w:val="22"/>
+          <w:lang w:val="en-US"/>
+        </w:rPr>
+        <w:t>sambagroup</w:t>
+      </w:r>
+      <w:proofErr w:type="spellEnd"/>
+      <w:r>
+        <w:rPr>
+          <w:rFonts w:ascii="Calibri" w:hAnsi="Calibri" w:eastAsia="Calibri" w:cs="Calibri"/>
+          <w:noProof w:val="0"/>
+          <w:sz w:val="22"/>
+          <w:szCs w:val="22"/>
+          <w:lang w:val="en-US"/>
+        </w:rPr>
+        <w:t xml:space="preserve"> /data/</w:t>
+      </w:r>
+      <w:proofErr w:type="spellStart"/>
+      <w:r>
+        <w:rPr>
+          <w:rFonts w:ascii="Calibri" w:hAnsi="Calibri" w:eastAsia="Calibri" w:cs="Calibri"/>
+          <w:noProof w:val="0"/>
+          <w:sz w:val="22"/>
+          <w:szCs w:val="22"/>
+          <w:lang w:val="en-US"/>
+        </w:rPr>
+        <w:t>sambashare</w:t>
+      </w:r>
+      <w:proofErr w:type="spellEnd"/>
+    </w:p>
+    <w:p>
+      <w:pPr>
+        <w:rPr>
+          <w:rFonts w:ascii="Calibri" w:hAnsi="Calibri" w:eastAsia="Calibri" w:cs="Calibri"/>
+          <w:noProof w:val="0"/>
+          <w:sz w:val="22"/>
+          <w:szCs w:val="22"/>
+          <w:lang w:val="en-US"/>
+        </w:rPr>
+      </w:pPr>
+      <w:proofErr w:type="spellStart"/>
+      <w:r>
+        <w:rPr>
+          <w:rFonts w:ascii="Calibri" w:hAnsi="Calibri" w:eastAsia="Calibri" w:cs="Calibri"/>
+          <w:noProof w:val="0"/>
+          <w:sz w:val="22"/>
+          <w:szCs w:val="22"/>
+          <w:lang w:val="en-US"/>
+        </w:rPr>
+        <w:t>chmod</w:t>
+      </w:r>
+      <w:proofErr w:type="spellEnd"/>
+      <w:r>
+        <w:rPr>
+          <w:rFonts w:ascii="Calibri" w:hAnsi="Calibri" w:eastAsia="Calibri" w:cs="Calibri"/>
+          <w:noProof w:val="0"/>
+          <w:sz w:val="22"/>
+          <w:szCs w:val="22"/>
+          <w:lang w:val="en-US"/>
+        </w:rPr>
+        <w:t xml:space="preserve"> g=</w:t>
+      </w:r>
+      <w:proofErr w:type="spellStart"/>
+      <w:r>
+        <w:rPr>
+          <w:rFonts w:ascii="Calibri" w:hAnsi="Calibri" w:eastAsia="Calibri" w:cs="Calibri"/>
+          <w:noProof w:val="0"/>
+          <w:sz w:val="22"/>
+          <w:szCs w:val="22"/>
+          <w:lang w:val="en-US"/>
+        </w:rPr>
+        <w:t>rwx</w:t>
+      </w:r>
+      <w:proofErr w:type="spellEnd"/>
+      <w:r>
+        <w:rPr>
+          <w:rFonts w:ascii="Calibri" w:hAnsi="Calibri" w:eastAsia="Calibri" w:cs="Calibri"/>
+          <w:noProof w:val="0"/>
+          <w:sz w:val="22"/>
+          <w:szCs w:val="22"/>
+          <w:lang w:val="en-US"/>
+        </w:rPr>
+        <w:t xml:space="preserve"> /data/</w:t>
+      </w:r>
+      <w:proofErr w:type="spellStart"/>
+      <w:r>
+        <w:rPr>
+          <w:rFonts w:ascii="Calibri" w:hAnsi="Calibri" w:eastAsia="Calibri" w:cs="Calibri"/>
+          <w:noProof w:val="0"/>
+          <w:sz w:val="22"/>
+          <w:szCs w:val="22"/>
+          <w:lang w:val="en-US"/>
+        </w:rPr>
+        <w:t>sambashare</w:t>
+      </w:r>
+      <w:proofErr w:type="spellEnd"/>
+    </w:p>
+    <w:p>
+      <w:pPr>
+        <w:rPr>
+          <w:rFonts w:ascii="Calibri" w:hAnsi="Calibri" w:eastAsia="Calibri" w:cs="Calibri"/>
+          <w:noProof w:val="0"/>
+          <w:sz w:val="22"/>
+          <w:szCs w:val="22"/>
+          <w:lang w:val="en-US"/>
+        </w:rPr>
+      </w:pPr>
+      <w:r>
+        <w:rPr>
+          <w:rFonts w:ascii="Calibri" w:hAnsi="Calibri" w:eastAsia="Calibri" w:cs="Calibri"/>
+          <w:noProof w:val="0"/>
+          <w:sz w:val="22"/>
+          <w:szCs w:val="22"/>
+          <w:lang w:val="en-US"/>
+        </w:rPr>
+        <w:t>cp /</w:t>
+      </w:r>
+      <w:proofErr w:type="spellStart"/>
+      <w:r>
+        <w:rPr>
+          <w:rFonts w:ascii="Calibri" w:hAnsi="Calibri" w:eastAsia="Calibri" w:cs="Calibri"/>
+          <w:noProof w:val="0"/>
+          <w:sz w:val="22"/>
+          <w:szCs w:val="22"/>
+          <w:lang w:val="en-US"/>
+        </w:rPr>
+        <w:t>etc</w:t>
+      </w:r>
+      <w:proofErr w:type="spellEnd"/>
+      <w:r>
+        <w:rPr>
+          <w:rFonts w:ascii="Calibri" w:hAnsi="Calibri" w:eastAsia="Calibri" w:cs="Calibri"/>
+          <w:noProof w:val="0"/>
+          <w:sz w:val="22"/>
+          <w:szCs w:val="22"/>
+          <w:lang w:val="en-US"/>
+        </w:rPr>
+        <w:t>/samba/</w:t>
+      </w:r>
+      <w:proofErr w:type="spellStart"/>
+      <w:r>
+        <w:rPr>
+          <w:rFonts w:ascii="Calibri" w:hAnsi="Calibri" w:eastAsia="Calibri" w:cs="Calibri"/>
+          <w:noProof w:val="0"/>
+          <w:sz w:val="22"/>
+          <w:szCs w:val="22"/>
+          <w:lang w:val="en-US"/>
+        </w:rPr>
+        <w:t>smb.conf</w:t>
+      </w:r>
+      <w:proofErr w:type="spellEnd"/>
+      <w:r>
+        <w:rPr>
+          <w:rFonts w:ascii="Calibri" w:hAnsi="Calibri" w:eastAsia="Calibri" w:cs="Calibri"/>
+          <w:noProof w:val="0"/>
+          <w:sz w:val="22"/>
+          <w:szCs w:val="22"/>
+          <w:lang w:val="en-US"/>
+        </w:rPr>
+        <w:t xml:space="preserve"> /</w:t>
+      </w:r>
+      <w:proofErr w:type="spellStart"/>
+      <w:r>
+        <w:rPr>
+          <w:rFonts w:ascii="Calibri" w:hAnsi="Calibri" w:eastAsia="Calibri" w:cs="Calibri"/>
+          <w:noProof w:val="0"/>
+          <w:sz w:val="22"/>
+          <w:szCs w:val="22"/>
+          <w:lang w:val="en-US"/>
+        </w:rPr>
+        <w:t>etc</w:t>
+      </w:r>
+      <w:proofErr w:type="spellEnd"/>
+      <w:r>
+        <w:rPr>
+          <w:rFonts w:ascii="Calibri" w:hAnsi="Calibri" w:eastAsia="Calibri" w:cs="Calibri"/>
+          <w:noProof w:val="0"/>
+          <w:sz w:val="22"/>
+          <w:szCs w:val="22"/>
+          <w:lang w:val="en-US"/>
+        </w:rPr>
+        <w:t>/samba/</w:t>
+      </w:r>
+      <w:proofErr w:type="spellStart"/>
+      <w:r>
+        <w:rPr>
+          <w:rFonts w:ascii="Calibri" w:hAnsi="Calibri" w:eastAsia="Calibri" w:cs="Calibri"/>
+          <w:noProof w:val="0"/>
+          <w:sz w:val="22"/>
+          <w:szCs w:val="22"/>
+          <w:lang w:val="en-US"/>
+        </w:rPr>
+        <w:t>smb.conf</w:t>
+      </w:r>
+      <w:proofErr w:type="spellEnd"/>
+    </w:p>
+    <w:p>
+      <w:pPr>
+        <w:rPr>
+          <w:rFonts w:ascii="Calibri" w:hAnsi="Calibri" w:eastAsia="Calibri" w:cs="Calibri"/>
+          <w:noProof w:val="0"/>
+          <w:sz w:val="22"/>
+          <w:szCs w:val="22"/>
+          <w:lang w:val="en-US"/>
+        </w:rPr>
+      </w:pPr>
+      <w:r>
+        <w:rPr>
+          <w:rFonts w:ascii="Calibri" w:hAnsi="Calibri" w:eastAsia="Calibri" w:cs="Calibri"/>
+          <w:noProof w:val="0"/>
+          <w:sz w:val="22"/>
+          <w:szCs w:val="22"/>
+          <w:lang w:val="en-US"/>
+        </w:rPr>
+        <w:t>vim /</w:t>
+      </w:r>
+      <w:proofErr w:type="spellStart"/>
+      <w:r>
+        <w:rPr>
+          <w:rFonts w:ascii="Calibri" w:hAnsi="Calibri" w:eastAsia="Calibri" w:cs="Calibri"/>
+          <w:noProof w:val="0"/>
+          <w:sz w:val="22"/>
+          <w:szCs w:val="22"/>
+          <w:lang w:val="en-US"/>
+        </w:rPr>
+        <w:t>etc</w:t>
+      </w:r>
+      <w:proofErr w:type="spellEnd"/>
+      <w:r>
+        <w:rPr>
+          <w:rFonts w:ascii="Calibri" w:hAnsi="Calibri" w:eastAsia="Calibri" w:cs="Calibri"/>
+          <w:noProof w:val="0"/>
+          <w:sz w:val="22"/>
+          <w:szCs w:val="22"/>
+          <w:lang w:val="en-US"/>
+        </w:rPr>
+        <w:t>/samba/</w:t>
+      </w:r>
+      <w:proofErr w:type="spellStart"/>
+      <w:r>
+        <w:rPr>
+          <w:rFonts w:ascii="Calibri" w:hAnsi="Calibri" w:eastAsia="Calibri" w:cs="Calibri"/>
+          <w:noProof w:val="0"/>
+          <w:sz w:val="22"/>
+          <w:szCs w:val="22"/>
+          <w:lang w:val="en-US"/>
+        </w:rPr>
+        <w:t>smb.conf</w:t>
+      </w:r>
+      <w:proofErr w:type="spellEnd"/>
+    </w:p>
+    <w:p>
+      <w:pPr>
+        <w:rPr>
+          <w:rFonts w:ascii="Calibri" w:hAnsi="Calibri" w:eastAsia="Calibri" w:cs="Calibri"/>
+          <w:noProof w:val="0"/>
+          <w:sz w:val="22"/>
+          <w:szCs w:val="22"/>
+          <w:lang w:val="en-US"/>
+        </w:rPr>
+      </w:pPr>
+      <w:proofErr w:type="spellStart"/>
+      <w:r>
+        <w:rPr>
+          <w:rFonts w:ascii="Calibri" w:hAnsi="Calibri" w:eastAsia="Calibri" w:cs="Calibri"/>
+          <w:noProof w:val="0"/>
+          <w:sz w:val="22"/>
+          <w:szCs w:val="22"/>
+          <w:lang w:val="en-US"/>
+        </w:rPr>
+        <w:t>testparm</w:t>
+      </w:r>
+      <w:proofErr w:type="spellEnd"/>
+    </w:p>
+    <w:p>
+      <w:pPr>
+        <w:rPr>
+          <w:rFonts w:ascii="Calibri" w:hAnsi="Calibri" w:eastAsia="Calibri" w:cs="Calibri"/>
+          <w:noProof w:val="0"/>
+          <w:sz w:val="22"/>
+          <w:szCs w:val="22"/>
+          <w:lang w:val="en-US"/>
+        </w:rPr>
+      </w:pPr>
+      <w:proofErr w:type="spellStart"/>
+      <w:r>
+        <w:rPr>
+          <w:rFonts w:ascii="Calibri" w:hAnsi="Calibri" w:eastAsia="Calibri" w:cs="Calibri"/>
+          <w:noProof w:val="0"/>
+          <w:sz w:val="22"/>
+          <w:szCs w:val="22"/>
+          <w:lang w:val="en-US"/>
+        </w:rPr>
+        <w:t>systemctl</w:t>
+      </w:r>
+      <w:proofErr w:type="spellEnd"/>
+      <w:r>
+        <w:rPr>
+          <w:rFonts w:ascii="Calibri" w:hAnsi="Calibri" w:eastAsia="Calibri" w:cs="Calibri"/>
+          <w:noProof w:val="0"/>
+          <w:sz w:val="22"/>
+          <w:szCs w:val="22"/>
+          <w:lang w:val="en-US"/>
+        </w:rPr>
+        <w:t xml:space="preserve"> start </w:t>
+      </w:r>
+      <w:proofErr w:type="spellStart"/>
+      <w:r>
+        <w:rPr>
+          <w:rFonts w:ascii="Calibri" w:hAnsi="Calibri" w:eastAsia="Calibri" w:cs="Calibri"/>
+          <w:noProof w:val="0"/>
+          <w:sz w:val="22"/>
+          <w:szCs w:val="22"/>
+          <w:lang w:val="en-US"/>
+        </w:rPr>
+        <w:t>smb</w:t>
+      </w:r>
+      <w:proofErr w:type="spellEnd"/>
+      <w:r>
+        <w:rPr>
+          <w:rFonts w:ascii="Calibri" w:hAnsi="Calibri" w:eastAsia="Calibri" w:cs="Calibri"/>
+          <w:noProof w:val="0"/>
+          <w:sz w:val="22"/>
+          <w:szCs w:val="22"/>
+          <w:lang w:val="en-US"/>
+        </w:rPr>
+        <w:t xml:space="preserve">; </w:t>
+      </w:r>
+      <w:proofErr w:type="spellStart"/>
+      <w:r>
+        <w:rPr>
+          <w:rFonts w:ascii="Calibri" w:hAnsi="Calibri" w:eastAsia="Calibri" w:cs="Calibri"/>
+          <w:noProof w:val="0"/>
+          <w:sz w:val="22"/>
+          <w:szCs w:val="22"/>
+          <w:lang w:val="en-US"/>
+        </w:rPr>
+        <w:t>systemctl</w:t>
+      </w:r>
+      <w:proofErr w:type="spellEnd"/>
+      <w:r>
+        <w:rPr>
+          <w:rFonts w:ascii="Calibri" w:hAnsi="Calibri" w:eastAsia="Calibri" w:cs="Calibri"/>
+          <w:noProof w:val="0"/>
+          <w:sz w:val="22"/>
+          <w:szCs w:val="22"/>
+          <w:lang w:val="en-US"/>
+        </w:rPr>
+        <w:t xml:space="preserve"> enable </w:t>
+      </w:r>
+      <w:proofErr w:type="spellStart"/>
+      <w:r>
+        <w:rPr>
+          <w:rFonts w:ascii="Calibri" w:hAnsi="Calibri" w:eastAsia="Calibri" w:cs="Calibri"/>
+          <w:noProof w:val="0"/>
+          <w:sz w:val="22"/>
+          <w:szCs w:val="22"/>
+          <w:lang w:val="en-US"/>
+        </w:rPr>
+        <w:t>smb</w:t>
+      </w:r>
+      <w:proofErr w:type="spellEnd"/>
+    </w:p>
+    <w:p>
+      <w:pPr>
+        <w:rPr>
+          <w:rFonts w:ascii="Calibri" w:hAnsi="Calibri" w:eastAsia="Calibri" w:cs="Calibri"/>
+          <w:noProof w:val="0"/>
+          <w:sz w:val="22"/>
+          <w:szCs w:val="22"/>
+          <w:lang w:val="en-US"/>
+        </w:rPr>
+      </w:pPr>
+      <w:proofErr w:type="spellStart"/>
+      <w:r>
+        <w:rPr>
+          <w:rFonts w:ascii="Calibri" w:hAnsi="Calibri" w:eastAsia="Calibri" w:cs="Calibri"/>
+          <w:noProof w:val="0"/>
+          <w:sz w:val="22"/>
+          <w:szCs w:val="22"/>
+          <w:lang w:val="en-US"/>
+        </w:rPr>
+        <w:t>smbclient</w:t>
+      </w:r>
+      <w:proofErr w:type="spellEnd"/>
+      <w:r>
+        <w:rPr>
+          <w:rFonts w:ascii="Calibri" w:hAnsi="Calibri" w:eastAsia="Calibri" w:cs="Calibri"/>
+          <w:noProof w:val="0"/>
+          <w:sz w:val="22"/>
+          <w:szCs w:val="22"/>
+          <w:lang w:val="en-US"/>
+        </w:rPr>
+        <w:t xml:space="preserve"> -L localhost </w:t>
+      </w:r>
+    </w:p>
+    <w:p>
+      <w:pPr>
+        <w:rPr>
+          <w:rFonts w:ascii="Calibri" w:hAnsi="Calibri" w:eastAsia="Calibri" w:cs="Calibri"/>
+          <w:noProof w:val="0"/>
+          <w:sz w:val="22"/>
+          <w:szCs w:val="22"/>
+          <w:lang w:val="en-US"/>
+        </w:rPr>
+      </w:pPr>
+      <w:proofErr w:type="spellStart"/>
+      <w:r>
+        <w:rPr>
+          <w:rFonts w:ascii="Calibri" w:hAnsi="Calibri" w:eastAsia="Calibri" w:cs="Calibri"/>
+          <w:noProof w:val="0"/>
+          <w:sz w:val="22"/>
+          <w:szCs w:val="22"/>
+          <w:lang w:val="en-US"/>
+        </w:rPr>
+        <w:t>setenforce</w:t>
+      </w:r>
+      <w:proofErr w:type="spellEnd"/>
+      <w:r>
+        <w:rPr>
+          <w:rFonts w:ascii="Calibri" w:hAnsi="Calibri" w:eastAsia="Calibri" w:cs="Calibri"/>
+          <w:noProof w:val="0"/>
+          <w:sz w:val="22"/>
+          <w:szCs w:val="22"/>
+          <w:lang w:val="en-US"/>
+        </w:rPr>
+        <w:t xml:space="preserve"> 0</w:t>
+      </w:r>
+    </w:p>
+    <w:p>
+      <w:pPr>
+        <w:rPr>
+          <w:rFonts w:ascii="Calibri" w:hAnsi="Calibri" w:eastAsia="Calibri" w:cs="Calibri"/>
+          <w:noProof w:val="0"/>
+          <w:sz w:val="22"/>
+          <w:szCs w:val="22"/>
+          <w:lang w:val="en-US"/>
+        </w:rPr>
+      </w:pPr>
+      <w:proofErr w:type="spellStart"/>
+      <w:r>
+        <w:rPr>
+          <w:rFonts w:ascii="Calibri" w:hAnsi="Calibri" w:eastAsia="Calibri" w:cs="Calibri"/>
+          <w:noProof w:val="0"/>
+          <w:sz w:val="22"/>
+          <w:szCs w:val="22"/>
+          <w:lang w:val="en-US"/>
+        </w:rPr>
+        <w:t>systemctl</w:t>
+      </w:r>
+      <w:proofErr w:type="spellEnd"/>
+      <w:r>
+        <w:rPr>
+          <w:rFonts w:ascii="Calibri" w:hAnsi="Calibri" w:eastAsia="Calibri" w:cs="Calibri"/>
+          <w:noProof w:val="0"/>
+          <w:sz w:val="22"/>
+          <w:szCs w:val="22"/>
+          <w:lang w:val="en-US"/>
+        </w:rPr>
+        <w:t xml:space="preserve"> stop </w:t>
+      </w:r>
+      <w:proofErr w:type="spellStart"/>
+      <w:r>
+        <w:rPr>
+          <w:rFonts w:ascii="Calibri" w:hAnsi="Calibri" w:eastAsia="Calibri" w:cs="Calibri"/>
+          <w:noProof w:val="0"/>
+          <w:sz w:val="22"/>
+          <w:szCs w:val="22"/>
+          <w:lang w:val="en-US"/>
+        </w:rPr>
+        <w:t>firewalld</w:t>
+      </w:r>
+      <w:proofErr w:type="spellEnd"/>
+    </w:p>
+    <w:p>
+      <w:pPr>
+        <w:pStyle w:val="Normal"/>
+        <w:rPr>
+          <w:rFonts w:ascii="Calibri" w:hAnsi="Calibri" w:eastAsia="Calibri" w:cs="Calibri"/>
+          <w:noProof w:val="0"/>
+          <w:sz w:val="22"/>
+          <w:szCs w:val="22"/>
+          <w:lang w:val="en-US"/>
+        </w:rPr>
+      </w:pPr>
+      <w:r>
+        <w:rPr>
+          <w:rFonts w:ascii="Calibri" w:hAnsi="Calibri" w:eastAsia="Calibri" w:cs="Calibri"/>
+          <w:noProof w:val="0"/>
+          <w:sz w:val="22"/>
+          <w:szCs w:val="22"/>
+          <w:lang w:val="en-US"/>
+        </w:rPr>
+        <w:t xml:space="preserve">mount </w:t>
+      </w:r>
+      <w:proofErr w:type="gramStart"/>
+      <w:r>
+        <w:rPr>
+          <w:rFonts w:ascii="Calibri" w:hAnsi="Calibri" w:eastAsia="Calibri" w:cs="Calibri"/>
+          <w:noProof w:val="0"/>
+          <w:sz w:val="22"/>
+          <w:szCs w:val="22"/>
+          <w:lang w:val="en-US"/>
+        </w:rPr>
+        <w:t>-o</w:t>
+      </w:r>
+      <w:proofErr w:type="gramEnd"/>
+      <w:r>
+        <w:rPr>
+          <w:rFonts w:ascii="Calibri" w:hAnsi="Calibri" w:eastAsia="Calibri" w:cs="Calibri"/>
+          <w:noProof w:val="0"/>
+          <w:sz w:val="22"/>
+          <w:szCs w:val="22"/>
+          <w:lang w:val="en-US"/>
+        </w:rPr>
+        <w:t xml:space="preserve"> username=</w:t>
+      </w:r>
+      <w:proofErr w:type="spellStart"/>
+      <w:r>
+        <w:rPr>
+          <w:rFonts w:ascii="Calibri" w:hAnsi="Calibri" w:eastAsia="Calibri" w:cs="Calibri"/>
+          <w:noProof w:val="0"/>
+          <w:sz w:val="22"/>
+          <w:szCs w:val="22"/>
+          <w:lang w:val="en-US"/>
+        </w:rPr>
+        <w:t>lara</w:t>
+      </w:r>
+      <w:proofErr w:type="spellEnd"/>
+      <w:r>
+        <w:rPr>
+          <w:rFonts w:ascii="Calibri" w:hAnsi="Calibri" w:eastAsia="Calibri" w:cs="Calibri"/>
+          <w:noProof w:val="0"/>
+          <w:sz w:val="22"/>
+          <w:szCs w:val="22"/>
+          <w:lang w:val="en-US"/>
+        </w:rPr>
+        <w:t xml:space="preserve"> //localhost/</w:t>
+      </w:r>
+      <w:proofErr w:type="spellStart"/>
+      <w:r>
+        <w:rPr>
+          <w:rFonts w:ascii="Calibri" w:hAnsi="Calibri" w:eastAsia="Calibri" w:cs="Calibri"/>
+          <w:noProof w:val="0"/>
+          <w:sz w:val="22"/>
+          <w:szCs w:val="22"/>
+          <w:lang w:val="en-US"/>
+        </w:rPr>
+        <w:t>sambashare</w:t>
+      </w:r>
+      <w:proofErr w:type="spellEnd"/>
+      <w:r>
+        <w:rPr>
+          <w:rFonts w:ascii="Calibri" w:hAnsi="Calibri" w:eastAsia="Calibri" w:cs="Calibri"/>
+          <w:noProof w:val="0"/>
+          <w:sz w:val="22"/>
+          <w:szCs w:val="22"/>
+          <w:lang w:val="en-US"/>
+        </w:rPr>
+        <w:t xml:space="preserve"> /</w:t>
+      </w:r>
+      <w:proofErr w:type="spellStart"/>
+      <w:r>
+        <w:rPr>
+          <w:rFonts w:ascii="Calibri" w:hAnsi="Calibri" w:eastAsia="Calibri" w:cs="Calibri"/>
+          <w:noProof w:val="0"/>
+          <w:sz w:val="22"/>
+          <w:szCs w:val="22"/>
+          <w:lang w:val="en-US"/>
+        </w:rPr>
+        <w:t>mnt</w:t>
+      </w:r>
+      <w:proofErr w:type="spellEnd"/>
+    </w:p>
+    <w:p>
+      <w:pPr>
+        <w:pStyle w:val="Normal"/>
+        <w:rPr>
+          <w:rFonts w:ascii="Calibri" w:hAnsi="Calibri" w:eastAsia="Calibri" w:cs="Calibri"/>
+          <w:noProof w:val="0"/>
+          <w:sz w:val="22"/>
+          <w:szCs w:val="22"/>
+          <w:lang w:val="en-US"/>
+        </w:rPr>
+      </w:pPr>
+    </w:p>
+    <w:p>
+      <w:pPr>
+        <w:pStyle w:val="Normal"/>
+        <w:rPr>
+          <w:rFonts w:ascii="Calibri" w:hAnsi="Calibri" w:eastAsia="Calibri" w:cs="Calibri"/>
+          <w:noProof w:val="0"/>
+          <w:sz w:val="22"/>
+          <w:szCs w:val="22"/>
+          <w:lang w:val="en-US"/>
+        </w:rPr>
+      </w:pPr>
+    </w:p>
+    <w:p>
+      <w:pPr>
+        <w:pStyle w:val="Normal"/>
+        <w:rPr>
+          <w:rFonts w:ascii="Calibri" w:hAnsi="Calibri" w:eastAsia="Calibri" w:cs="Calibri"/>
+          <w:noProof w:val="0"/>
+          <w:sz w:val="22"/>
+          <w:szCs w:val="22"/>
+          <w:lang w:val="en-US"/>
+        </w:rPr>
+      </w:pPr>
+    </w:p>
+    <w:p>
+      <w:pPr>
+        <w:pStyle w:val="Normal"/>
+        <w:rPr>
+          <w:rFonts w:ascii="Calibri" w:hAnsi="Calibri" w:eastAsia="Calibri" w:cs="Calibri"/>
+          <w:noProof w:val="0"/>
+          <w:sz w:val="22"/>
+          <w:szCs w:val="22"/>
+          <w:lang w:val="en-US"/>
+        </w:rPr>
+      </w:pPr>
     </w:p>
     <w:sectPr>
-      <w:pgSz w:w="12240" w:h="15840"/>
+      <w:pgSz w:w="12240" w:h="15840" w:orient="portrait"/>
       <w:pgMar w:top="1440" w:right="1440" w:bottom="1440" w:left="1440" w:header="720" w:footer="720" w:gutter="0"/>
       <w:cols w:space="720"/>
       <w:docGrid w:linePitch="360"/>
